--- a/doc/QNSC_PWM_MAS.docx
+++ b/doc/QNSC_PWM_MAS.docx
@@ -11252,7 +11252,7 @@
               <w:rPr>
                 <w:rStyle w:val="VerbatimChar"/>
               </w:rPr>
-              <w:t xml:space="preserve">SYSCTL</w:t>
+              <w:t xml:space="preserve">SCRC</w:t>
             </w:r>
           </w:p>
         </w:tc>
@@ -11293,7 +11293,7 @@
               <w:rPr>
                 <w:rStyle w:val="VerbatimChar"/>
               </w:rPr>
-              <w:t xml:space="preserve">SYSCTL</w:t>
+              <w:t xml:space="preserve">SCRC</w:t>
             </w:r>
           </w:p>
         </w:tc>
@@ -12489,7 +12489,7 @@
               <w:rPr>
                 <w:rStyle w:val="VerbatimChar"/>
               </w:rPr>
-              <w:t xml:space="preserve">SYSCTL</w:t>
+              <w:t xml:space="preserve">SCRC</w:t>
             </w:r>
             <w:r>
               <w:t xml:space="preserve"> </w:t>

--- a/doc/QNSC_PWM_MAS.docx
+++ b/doc/QNSC_PWM_MAS.docx
@@ -24,6 +24,11 @@
       </w:pPr>
       <w:r>
         <w:t xml:space="preserve">QUY NHON SEMICONDUCTORS – QNSC</w:t>
+      </w:r>
+    </w:p>
+    <w:p>
+      <w:r>
+        <w:br w:type="page"/>
       </w:r>
     </w:p>
     <w:sdt>
@@ -48,6 +53,25 @@
             <w:instrText xml:space="preserve">TOC \o "1-2" \h \z \u</w:instrText>
             <w:fldChar w:fldCharType="separate"/>
             <w:fldChar w:fldCharType="end"/>
+          </w:r>
+        </w:p>
+        <w:p>
+          <w:pPr>
+            <w:pStyle w:val="TOCHeading"/>
+            <w:jc w:val="left"/>
+          </w:pPr>
+          <w:r>
+            <w:t xml:space="preserve">Table of Figures</w:t>
+          </w:r>
+        </w:p>
+        <w:p>
+          <w:pPr>
+            <w:pStyle w:val="TOC1"/>
+            <w:ind w:left="180"/>
+            <w:jc w:val="left"/>
+          </w:pPr>
+          <w:r>
+            <w:t xml:space="preserve">Figure 1-1. Figure 1 – The PWM block and where its outputs go</w:t>
           </w:r>
         </w:p>
       </w:sdtContent>
@@ -2722,7 +2746,7 @@
         <w:jc w:val="left"/>
       </w:pPr>
       <w:r>
-        <w:t xml:space="preserve">Figure 1 – The PWM block and where its outputs go</w:t>
+        <w:t xml:space="preserve">Figure 1-1. Figure 1 – The PWM block and where its outputs go</w:t>
       </w:r>
     </w:p>
     <w:bookmarkEnd w:id="32"/>

--- a/doc/QNSC_PWM_MAS.docx
+++ b/doc/QNSC_PWM_MAS.docx
@@ -57,7 +57,8 @@
         </w:p>
         <w:p>
           <w:pPr>
-            <w:pStyle w:val="TOCHeading"/>
+            <w:pStyle w:val="Heading1"/>
+            <w:outlineLvl w:val="0"/>
             <w:jc w:val="left"/>
           </w:pPr>
           <w:r>
@@ -14352,25 +14353,25 @@
       <w:rPr>
         <w:szCs w:val="26"/>
       </w:rPr>
-      <w:t>V</w:t>
+      <w:t>V1.5</w:t>
     </w:r>
     <w:r>
       <w:rPr>
         <w:szCs w:val="26"/>
       </w:rPr>
-      <w:t>1</w:t>
+      <w:t/>
     </w:r>
     <w:r>
       <w:rPr>
         <w:szCs w:val="26"/>
       </w:rPr>
-      <w:t>.</w:t>
+      <w:t/>
     </w:r>
     <w:r>
       <w:rPr>
         <w:szCs w:val="26"/>
       </w:rPr>
-      <w:t>0</w:t>
+      <w:t/>
     </w:r>
   </w:p>
 </w:hdr>
@@ -16911,7 +16912,6 @@
       <w:rFonts w:cstheme="majorHAnsi"/>
       <w:b/>
       <w:bCs/>
-      <w:caps/>
     </w:rPr>
   </w:style>
   <w:style w:styleId="TOC2" w:type="paragraph">
@@ -18015,7 +18015,6 @@
     <w:rPr>
       <w:rFonts w:ascii="Calibri Light" w:cs="Times New Roman" w:hAnsi="Calibri Light"/>
       <w:iCs/>
-      <w:color w:val="2E74B5"/>
       <w:sz w:val="28"/>
       <w:szCs w:val="28"/>
       <w:lang w:eastAsia="ja-JP"/>
@@ -18122,7 +18121,7 @@
       <w:keepNext/>
       <w:keepLines/>
       <w:spacing w:after="0" w:before="2200"/>
-      <w:jc w:val="left"/>
+      <w:jc w:val="center"/>
     </w:pPr>
     <w:rPr>
       <w:rFonts w:cs="Times New Roman" w:eastAsia="Malgun Gothic"/>
@@ -18155,11 +18154,8 @@
     <w:qFormat/>
     <w:rsid w:val="00FD46F6"/>
     <w:pPr>
-      <w:pBdr>
-        <w:top w:color="auto" w:space="1" w:sz="4" w:val="single"/>
-      </w:pBdr>
       <w:spacing w:after="360" w:before="360"/>
-      <w:jc w:val="right"/>
+      <w:jc w:val="center"/>
     </w:pPr>
     <w:rPr>
       <w:sz w:val="40"/>
@@ -18720,6 +18716,18 @@
       <w:bCs/>
     </w:rPr>
   </w:style>
+  <w:style w:styleId="Author" w:type="paragraph">
+    <w:name w:val="Author"/>
+    <w:basedOn w:val="Normal"/>
+    <w:pPr>
+      <w:jc w:val="center"/>
+      <w:spacing w:before="240"/>
+    </w:pPr>
+    <w:rPr>
+      <w:sz w:val="24"/>
+      <w:szCs w:val="24"/>
+    </w:rPr>
+  </w:style>
   <w:style w:type="paragraph" w:customStyle="1" w:styleId="SourceCode">
     <w:name w:val="Source Code"/>
     <w:basedOn w:val="Normal"/>

--- a/doc/QNSC_PWM_MAS.docx
+++ b/doc/QNSC_PWM_MAS.docx
@@ -42,6 +42,7 @@
         <w:p>
           <w:pPr>
             <w:pStyle w:val="TOCHeading"/>
+            <w:outlineLvl w:val="0"/>
           </w:pPr>
           <w:r>
             <w:t xml:space="preserve">Table of Contents</w:t>
@@ -58,8 +59,8 @@
         <w:p>
           <w:pPr>
             <w:pStyle w:val="Heading1"/>
+            <w:jc w:val="left"/>
             <w:outlineLvl w:val="0"/>
-            <w:jc w:val="left"/>
           </w:pPr>
           <w:r>
             <w:t xml:space="preserve">Table of Figures</w:t>

--- a/doc/QNSC_PWM_MAS.docx
+++ b/doc/QNSC_PWM_MAS.docx
@@ -41,7 +41,7 @@
       <w:sdtContent>
         <w:p>
           <w:pPr>
-            <w:pStyle w:val="TOCHeading"/>
+            <w:pStyle w:val="Heading1"/>
             <w:outlineLvl w:val="0"/>
           </w:pPr>
           <w:r>
@@ -16911,8 +16911,8 @@
     </w:pPr>
     <w:rPr>
       <w:rFonts w:cstheme="majorHAnsi"/>
-      <w:b/>
-      <w:bCs/>
+      <w:sz w:val="24"/>
+      <w:szCs w:val="24"/>
     </w:rPr>
   </w:style>
   <w:style w:styleId="TOC2" w:type="paragraph">

--- a/doc/QNSC_PWM_MAS.docx
+++ b/doc/QNSC_PWM_MAS.docx
@@ -64,16 +64,6 @@
           </w:pPr>
           <w:r>
             <w:t xml:space="preserve">Table of Tables</w:t>
-          </w:r>
-        </w:p>
-        <w:p>
-          <w:pPr>
-            <w:pStyle w:val="TOC1"/>
-            <w:ind w:left="180"/>
-            <w:jc w:val="left"/>
-          </w:pPr>
-          <w:r>
-            <w:t xml:space="preserve">Table 3-1. PWM sub-modules</w:t>
           </w:r>
         </w:p>
         <w:p>
@@ -962,323 +952,6 @@
         <w:t xml:space="preserve">.</w:t>
       </w:r>
     </w:p>
-    <w:p>
-      <w:pPr>
-        <w:pStyle w:val="Tablecaption0"/>
-      </w:pPr>
-      <w:r>
-        <w:t xml:space="preserve">Table 3-1. PWM sub-modules</w:t>
-      </w:r>
-    </w:p>
-    <w:tbl>
-      <w:tblPr>
-        <w:tblStyle w:val="TableGrid"/>
-        <w:tblW w:type="pct" w:w="5000"/>
-        <w:tblLayout w:type="fixed"/>
-        <w:tblLook w:firstRow="1" w:lastRow="0" w:firstColumn="0" w:lastColumn="0" w:noHBand="0" w:noVBand="0" w:val="0020"/>
-        <w:tblCaption w:val="PWM sub-modules"/>
-      </w:tblPr>
-      <w:tblGrid>
-        <w:gridCol w:w="2376"/>
-        <w:gridCol w:w="3168"/>
-        <w:gridCol w:w="2376"/>
-      </w:tblGrid>
-      <w:tr>
-        <w:trPr>
-          <w:tblHeader w:val="on"/>
-        </w:trPr>
-        <w:tc>
-          <w:tcPr/>
-          <w:p>
-            <w:pPr>
-              <w:pStyle w:val="Compact"/>
-              <w:jc w:val="left"/>
-            </w:pPr>
-            <w:r>
-              <w:t xml:space="preserve">Sub-module</w:t>
-            </w:r>
-          </w:p>
-        </w:tc>
-        <w:tc>
-          <w:tcPr/>
-          <w:p>
-            <w:pPr>
-              <w:pStyle w:val="Compact"/>
-              <w:jc w:val="right"/>
-            </w:pPr>
-            <w:r>
-              <w:t xml:space="preserve">Count</w:t>
-            </w:r>
-          </w:p>
-        </w:tc>
-        <w:tc>
-          <w:tcPr/>
-          <w:p>
-            <w:pPr>
-              <w:pStyle w:val="Compact"/>
-              <w:jc w:val="left"/>
-            </w:pPr>
-            <w:r>
-              <w:t xml:space="preserve">Function</w:t>
-            </w:r>
-          </w:p>
-        </w:tc>
-      </w:tr>
-      <w:tr>
-        <w:tc>
-          <w:tcPr/>
-          <w:p>
-            <w:pPr>
-              <w:pStyle w:val="Compact"/>
-              <w:jc w:val="left"/>
-            </w:pPr>
-            <w:r>
-              <w:rPr>
-                <w:rStyle w:val="VerbatimChar"/>
-              </w:rPr>
-              <w:t xml:space="preserve">adv_timer_apb_if</w:t>
-            </w:r>
-          </w:p>
-        </w:tc>
-        <w:tc>
-          <w:tcPr/>
-          <w:p>
-            <w:pPr>
-              <w:pStyle w:val="Compact"/>
-              <w:jc w:val="right"/>
-            </w:pPr>
-            <w:r>
-              <w:t xml:space="preserve">1</w:t>
-            </w:r>
-          </w:p>
-        </w:tc>
-        <w:tc>
-          <w:tcPr/>
-          <w:p>
-            <w:pPr>
-              <w:pStyle w:val="Compact"/>
-              <w:jc w:val="left"/>
-            </w:pPr>
-            <w:r>
-              <w:t xml:space="preserve">register file, APB decode</w:t>
-            </w:r>
-          </w:p>
-        </w:tc>
-      </w:tr>
-      <w:tr>
-        <w:tc>
-          <w:tcPr/>
-          <w:p>
-            <w:pPr>
-              <w:pStyle w:val="Compact"/>
-              <w:jc w:val="left"/>
-            </w:pPr>
-            <w:r>
-              <w:rPr>
-                <w:rStyle w:val="VerbatimChar"/>
-              </w:rPr>
-              <w:t xml:space="preserve">pulp_clock_gating</w:t>
-            </w:r>
-          </w:p>
-        </w:tc>
-        <w:tc>
-          <w:tcPr/>
-          <w:p>
-            <w:pPr>
-              <w:pStyle w:val="Compact"/>
-              <w:jc w:val="right"/>
-            </w:pPr>
-            <w:r>
-              <w:t xml:space="preserve">4</w:t>
-            </w:r>
-          </w:p>
-        </w:tc>
-        <w:tc>
-          <w:tcPr/>
-          <w:p>
-            <w:pPr>
-              <w:pStyle w:val="Compact"/>
-              <w:jc w:val="left"/>
-            </w:pPr>
-            <w:r>
-              <w:t xml:space="preserve">one clock gate per module, enable</w:t>
-            </w:r>
-            <w:r>
-              <w:t xml:space="preserve"> </w:t>
-            </w:r>
-            <w:r>
-              <w:rPr>
-                <w:rStyle w:val="VerbatimChar"/>
-              </w:rPr>
-              <w:t xml:space="preserve">CH_EN[i]</w:t>
-            </w:r>
-          </w:p>
-        </w:tc>
-      </w:tr>
-      <w:tr>
-        <w:tc>
-          <w:tcPr/>
-          <w:p>
-            <w:pPr>
-              <w:pStyle w:val="Compact"/>
-              <w:jc w:val="left"/>
-            </w:pPr>
-            <w:r>
-              <w:rPr>
-                <w:rStyle w:val="VerbatimChar"/>
-              </w:rPr>
-              <w:t xml:space="preserve">timer_module</w:t>
-            </w:r>
-          </w:p>
-        </w:tc>
-        <w:tc>
-          <w:tcPr/>
-          <w:p>
-            <w:pPr>
-              <w:pStyle w:val="Compact"/>
-              <w:jc w:val="right"/>
-            </w:pPr>
-            <w:r>
-              <w:t xml:space="preserve">4</w:t>
-            </w:r>
-          </w:p>
-        </w:tc>
-        <w:tc>
-          <w:tcPr/>
-          <w:p>
-            <w:pPr>
-              <w:pStyle w:val="Compact"/>
-              <w:jc w:val="left"/>
-            </w:pPr>
-            <w:r>
-              <w:rPr>
-                <w:rStyle w:val="VerbatimChar"/>
-              </w:rPr>
-              <w:t xml:space="preserve">timer_cntrl</w:t>
-            </w:r>
-            <w:r>
-              <w:t xml:space="preserve"> </w:t>
-            </w:r>
-            <w:r>
-              <w:t xml:space="preserve">(</w:t>
-            </w:r>
-            <w:r>
-              <w:rPr>
-                <w:rStyle w:val="VerbatimChar"/>
-              </w:rPr>
-              <w:t xml:space="preserve">CMD</w:t>
-            </w:r>
-            <w:r>
-              <w:t xml:space="preserve">),</w:t>
-            </w:r>
-            <w:r>
-              <w:t xml:space="preserve"> </w:t>
-            </w:r>
-            <w:r>
-              <w:rPr>
-                <w:rStyle w:val="VerbatimChar"/>
-              </w:rPr>
-              <w:t xml:space="preserve">input_stage</w:t>
-            </w:r>
-            <w:r>
-              <w:t xml:space="preserve"> </w:t>
-            </w:r>
-            <w:r>
-              <w:t xml:space="preserve">(7.4),</w:t>
-            </w:r>
-            <w:r>
-              <w:t xml:space="preserve"> </w:t>
-            </w:r>
-            <w:r>
-              <w:rPr>
-                <w:rStyle w:val="VerbatimChar"/>
-              </w:rPr>
-              <w:t xml:space="preserve">prescaler</w:t>
-            </w:r>
-            <w:r>
-              <w:t xml:space="preserve">,</w:t>
-            </w:r>
-            <w:r>
-              <w:t xml:space="preserve"> </w:t>
-            </w:r>
-            <w:r>
-              <w:rPr>
-                <w:rStyle w:val="VerbatimChar"/>
-              </w:rPr>
-              <w:t xml:space="preserve">up_down_counter</w:t>
-            </w:r>
-            <w:r>
-              <w:t xml:space="preserve"> </w:t>
-            </w:r>
-            <w:r>
-              <w:t xml:space="preserve">(7.1), 4 x</w:t>
-            </w:r>
-            <w:r>
-              <w:t xml:space="preserve"> </w:t>
-            </w:r>
-            <w:r>
-              <w:rPr>
-                <w:rStyle w:val="VerbatimChar"/>
-              </w:rPr>
-              <w:t xml:space="preserve">comparator</w:t>
-            </w:r>
-            <w:r>
-              <w:t xml:space="preserve"> </w:t>
-            </w:r>
-            <w:r>
-              <w:t xml:space="preserve">(7.2)</w:t>
-            </w:r>
-          </w:p>
-        </w:tc>
-      </w:tr>
-      <w:tr>
-        <w:tc>
-          <w:tcPr/>
-          <w:p>
-            <w:pPr>
-              <w:pStyle w:val="Compact"/>
-              <w:jc w:val="left"/>
-            </w:pPr>
-            <w:r>
-              <w:t xml:space="preserve">event logic in</w:t>
-            </w:r>
-            <w:r>
-              <w:t xml:space="preserve"> </w:t>
-            </w:r>
-            <w:r>
-              <w:rPr>
-                <w:rStyle w:val="VerbatimChar"/>
-              </w:rPr>
-              <w:t xml:space="preserve">apb_adv_timer</w:t>
-            </w:r>
-          </w:p>
-        </w:tc>
-        <w:tc>
-          <w:tcPr/>
-          <w:p>
-            <w:pPr>
-              <w:pStyle w:val="Compact"/>
-              <w:jc w:val="right"/>
-            </w:pPr>
-            <w:r>
-              <w:t xml:space="preserve">1</w:t>
-            </w:r>
-          </w:p>
-        </w:tc>
-        <w:tc>
-          <w:tcPr/>
-          <w:p>
-            <w:pPr>
-              <w:pStyle w:val="Compact"/>
-              <w:jc w:val="left"/>
-            </w:pPr>
-            <w:r>
-              <w:t xml:space="preserve">four 16:1 multiplexers and edge detectors – 7.5</w:t>
-            </w:r>
-          </w:p>
-        </w:tc>
-      </w:tr>
-    </w:tbl>
     <w:bookmarkEnd w:id="32"/>
     <w:bookmarkStart w:id="33" w:name="ip-used"/>
     <w:p>

--- a/doc/QNSC_PWM_MAS.docx
+++ b/doc/QNSC_PWM_MAS.docx
@@ -113,7 +113,7 @@
             <w:jc w:val="left"/>
           </w:pPr>
           <w:r>
-            <w:t xml:space="preserve">Table 7-2. Channel outputs against pads</w:t>
+            <w:t xml:space="preserve">Table 7-2. Channel outputs against pad functions</w:t>
           </w:r>
         </w:p>
         <w:p>
@@ -4965,7 +4965,7 @@
         <w:t xml:space="preserve">i</w:t>
       </w:r>
       <w:r>
-        <w:t xml:space="preserve">. Modules 0 and 1 drive the pads, so the pins</w:t>
+        <w:t xml:space="preserve">. Modules 0 and 1 drive the pads, so the pads</w:t>
       </w:r>
       <w:r>
         <w:t xml:space="preserve"> </w:t>
@@ -4979,7 +4979,7 @@
         <w:pStyle w:val="Tablecaption0"/>
       </w:pPr>
       <w:r>
-        <w:t xml:space="preserve">Table 7-2. Channel outputs against pads</w:t>
+        <w:t xml:space="preserve">Table 7-2. Channel outputs against pad functions</w:t>
       </w:r>
     </w:p>
     <w:tbl>
@@ -4987,13 +4987,12 @@
         <w:tblStyle w:val="TableGrid"/>
         <w:tblW w:type="auto" w:w="0"/>
         <w:tblLook w:firstRow="1" w:lastRow="0" w:firstColumn="0" w:lastColumn="0" w:noHBand="0" w:noVBand="0" w:val="0020"/>
-        <w:tblCaption w:val="Channel outputs against pads"/>
+        <w:tblCaption w:val="Channel outputs against pad functions"/>
       </w:tblPr>
       <w:tblGrid>
-        <w:gridCol w:w="1980"/>
-        <w:gridCol w:w="1980"/>
-        <w:gridCol w:w="1980"/>
-        <w:gridCol w:w="1980"/>
+        <w:gridCol w:w="2640"/>
+        <w:gridCol w:w="2640"/>
+        <w:gridCol w:w="2640"/>
       </w:tblGrid>
       <w:tr>
         <w:trPr>
@@ -5007,7 +5006,19 @@
               <w:jc w:val="left"/>
             </w:pPr>
             <w:r>
-              <w:t xml:space="preserve">Pad</w:t>
+              <w:t xml:space="preserve">Pad function</w:t>
+            </w:r>
+          </w:p>
+        </w:tc>
+        <w:tc>
+          <w:tcPr/>
+          <w:p>
+            <w:pPr>
+              <w:pStyle w:val="Compact"/>
+              <w:jc w:val="left"/>
+            </w:pPr>
+            <w:r>
+              <w:t xml:space="preserve">Wrapper output</w:t>
             </w:r>
           </w:p>
         </w:tc>
@@ -5020,30 +5031,6 @@
             </w:pPr>
             <w:r>
               <w:t xml:space="preserve">Channel</w:t>
-            </w:r>
-          </w:p>
-        </w:tc>
-        <w:tc>
-          <w:tcPr/>
-          <w:p>
-            <w:pPr>
-              <w:pStyle w:val="Compact"/>
-              <w:jc w:val="left"/>
-            </w:pPr>
-            <w:r>
-              <w:t xml:space="preserve">Pin</w:t>
-            </w:r>
-          </w:p>
-        </w:tc>
-        <w:tc>
-          <w:tcPr/>
-          <w:p>
-            <w:pPr>
-              <w:pStyle w:val="Compact"/>
-              <w:jc w:val="left"/>
-            </w:pPr>
-            <w:r>
-              <w:t xml:space="preserve">Shared with</w:t>
             </w:r>
           </w:p>
         </w:tc>
@@ -5062,177 +5049,9 @@
               </w:rPr>
               <w:t xml:space="preserve">PWM_0</w:t>
             </w:r>
-          </w:p>
-        </w:tc>
-        <w:tc>
-          <w:tcPr/>
-          <w:p>
-            <w:pPr>
-              <w:pStyle w:val="Compact"/>
-              <w:jc w:val="left"/>
-            </w:pPr>
-            <w:r>
-              <w:rPr>
-                <w:rStyle w:val="VerbatimChar"/>
-              </w:rPr>
-              <w:t xml:space="preserve">ch_0_o[0]</w:t>
-            </w:r>
-          </w:p>
-        </w:tc>
-        <w:tc>
-          <w:tcPr/>
-          <w:p>
-            <w:pPr>
-              <w:pStyle w:val="Compact"/>
-              <w:jc w:val="left"/>
-            </w:pPr>
-            <w:r>
-              <w:t xml:space="preserve">PIN_27</w:t>
-            </w:r>
-          </w:p>
-        </w:tc>
-        <w:tc>
-          <w:tcPr/>
-          <w:p>
-            <w:pPr>
-              <w:pStyle w:val="Compact"/>
-              <w:jc w:val="left"/>
-            </w:pPr>
-            <w:r>
-              <w:rPr>
-                <w:rStyle w:val="VerbatimChar"/>
-              </w:rPr>
-              <w:t xml:space="preserve">GPIO1_1</w:t>
-            </w:r>
-          </w:p>
-        </w:tc>
-      </w:tr>
-      <w:tr>
-        <w:tc>
-          <w:tcPr/>
-          <w:p>
-            <w:pPr>
-              <w:pStyle w:val="Compact"/>
-              <w:jc w:val="left"/>
-            </w:pPr>
-            <w:r>
-              <w:rPr>
-                <w:rStyle w:val="VerbatimChar"/>
-              </w:rPr>
-              <w:t xml:space="preserve">PWM_1</w:t>
-            </w:r>
-          </w:p>
-        </w:tc>
-        <w:tc>
-          <w:tcPr/>
-          <w:p>
-            <w:pPr>
-              <w:pStyle w:val="Compact"/>
-              <w:jc w:val="left"/>
-            </w:pPr>
-            <w:r>
-              <w:rPr>
-                <w:rStyle w:val="VerbatimChar"/>
-              </w:rPr>
-              <w:t xml:space="preserve">ch_0_o[1]</w:t>
-            </w:r>
-          </w:p>
-        </w:tc>
-        <w:tc>
-          <w:tcPr/>
-          <w:p>
-            <w:pPr>
-              <w:pStyle w:val="Compact"/>
-              <w:jc w:val="left"/>
-            </w:pPr>
-            <w:r>
-              <w:t xml:space="preserve">PIN_28</w:t>
-            </w:r>
-          </w:p>
-        </w:tc>
-        <w:tc>
-          <w:tcPr/>
-          <w:p>
-            <w:pPr>
-              <w:pStyle w:val="Compact"/>
-              <w:jc w:val="left"/>
-            </w:pPr>
-            <w:r>
-              <w:rPr>
-                <w:rStyle w:val="VerbatimChar"/>
-              </w:rPr>
-              <w:t xml:space="preserve">GPIO1_0</w:t>
-            </w:r>
-          </w:p>
-        </w:tc>
-      </w:tr>
-      <w:tr>
-        <w:tc>
-          <w:tcPr/>
-          <w:p>
-            <w:pPr>
-              <w:pStyle w:val="Compact"/>
-              <w:jc w:val="left"/>
-            </w:pPr>
-            <w:r>
-              <w:rPr>
-                <w:rStyle w:val="VerbatimChar"/>
-              </w:rPr>
-              <w:t xml:space="preserve">PWM_2</w:t>
-            </w:r>
-          </w:p>
-        </w:tc>
-        <w:tc>
-          <w:tcPr/>
-          <w:p>
-            <w:pPr>
-              <w:pStyle w:val="Compact"/>
-              <w:jc w:val="left"/>
-            </w:pPr>
-            <w:r>
-              <w:rPr>
-                <w:rStyle w:val="VerbatimChar"/>
-              </w:rPr>
-              <w:t xml:space="preserve">ch_0_o[2]</w:t>
-            </w:r>
-          </w:p>
-        </w:tc>
-        <w:tc>
-          <w:tcPr/>
-          <w:p>
-            <w:pPr>
-              <w:pStyle w:val="Compact"/>
-              <w:jc w:val="left"/>
-            </w:pPr>
-            <w:r>
-              <w:t xml:space="preserve">PIN_29</w:t>
-            </w:r>
-          </w:p>
-        </w:tc>
-        <w:tc>
-          <w:tcPr/>
-          <w:p>
-            <w:pPr>
-              <w:pStyle w:val="Compact"/>
-              <w:jc w:val="left"/>
-            </w:pPr>
-            <w:r>
-              <w:rPr>
-                <w:rStyle w:val="VerbatimChar"/>
-              </w:rPr>
-              <w:t xml:space="preserve">GPIO2_7</w:t>
-            </w:r>
-          </w:p>
-        </w:tc>
-      </w:tr>
-      <w:tr>
-        <w:tc>
-          <w:tcPr/>
-          <w:p>
-            <w:pPr>
-              <w:pStyle w:val="Compact"/>
-              <w:jc w:val="left"/>
-            </w:pPr>
+            <w:r>
+              <w:t xml:space="preserve">..</w:t>
+            </w:r>
             <w:r>
               <w:rPr>
                 <w:rStyle w:val="VerbatimChar"/>
@@ -5252,19 +5071,7 @@
               <w:rPr>
                 <w:rStyle w:val="VerbatimChar"/>
               </w:rPr>
-              <w:t xml:space="preserve">ch_0_o[3]</w:t>
-            </w:r>
-          </w:p>
-        </w:tc>
-        <w:tc>
-          <w:tcPr/>
-          <w:p>
-            <w:pPr>
-              <w:pStyle w:val="Compact"/>
-              <w:jc w:val="left"/>
-            </w:pPr>
-            <w:r>
-              <w:t xml:space="preserve">PIN_30</w:t>
+              <w:t xml:space="preserve">o_pwm[3:0]</w:t>
             </w:r>
           </w:p>
         </w:tc>
@@ -5279,7 +5086,10 @@
               <w:rPr>
                 <w:rStyle w:val="VerbatimChar"/>
               </w:rPr>
-              <w:t xml:space="preserve">GPIO2_6</w:t>
+              <w:t xml:space="preserve">ch_0_o[3:0]</w:t>
+            </w:r>
+            <w:r>
+              <w:t xml:space="preserve">, module 0</w:t>
             </w:r>
           </w:p>
         </w:tc>
@@ -5298,177 +5108,9 @@
               </w:rPr>
               <w:t xml:space="preserve">PWM_4</w:t>
             </w:r>
-          </w:p>
-        </w:tc>
-        <w:tc>
-          <w:tcPr/>
-          <w:p>
-            <w:pPr>
-              <w:pStyle w:val="Compact"/>
-              <w:jc w:val="left"/>
-            </w:pPr>
-            <w:r>
-              <w:rPr>
-                <w:rStyle w:val="VerbatimChar"/>
-              </w:rPr>
-              <w:t xml:space="preserve">ch_1_o[0]</w:t>
-            </w:r>
-          </w:p>
-        </w:tc>
-        <w:tc>
-          <w:tcPr/>
-          <w:p>
-            <w:pPr>
-              <w:pStyle w:val="Compact"/>
-              <w:jc w:val="left"/>
-            </w:pPr>
-            <w:r>
-              <w:t xml:space="preserve">PIN_33</w:t>
-            </w:r>
-          </w:p>
-        </w:tc>
-        <w:tc>
-          <w:tcPr/>
-          <w:p>
-            <w:pPr>
-              <w:pStyle w:val="Compact"/>
-              <w:jc w:val="left"/>
-            </w:pPr>
-            <w:r>
-              <w:rPr>
-                <w:rStyle w:val="VerbatimChar"/>
-              </w:rPr>
-              <w:t xml:space="preserve">GPIO2_5</w:t>
-            </w:r>
-          </w:p>
-        </w:tc>
-      </w:tr>
-      <w:tr>
-        <w:tc>
-          <w:tcPr/>
-          <w:p>
-            <w:pPr>
-              <w:pStyle w:val="Compact"/>
-              <w:jc w:val="left"/>
-            </w:pPr>
-            <w:r>
-              <w:rPr>
-                <w:rStyle w:val="VerbatimChar"/>
-              </w:rPr>
-              <w:t xml:space="preserve">PWM_5</w:t>
-            </w:r>
-          </w:p>
-        </w:tc>
-        <w:tc>
-          <w:tcPr/>
-          <w:p>
-            <w:pPr>
-              <w:pStyle w:val="Compact"/>
-              <w:jc w:val="left"/>
-            </w:pPr>
-            <w:r>
-              <w:rPr>
-                <w:rStyle w:val="VerbatimChar"/>
-              </w:rPr>
-              <w:t xml:space="preserve">ch_1_o[1]</w:t>
-            </w:r>
-          </w:p>
-        </w:tc>
-        <w:tc>
-          <w:tcPr/>
-          <w:p>
-            <w:pPr>
-              <w:pStyle w:val="Compact"/>
-              <w:jc w:val="left"/>
-            </w:pPr>
-            <w:r>
-              <w:t xml:space="preserve">PIN_34</w:t>
-            </w:r>
-          </w:p>
-        </w:tc>
-        <w:tc>
-          <w:tcPr/>
-          <w:p>
-            <w:pPr>
-              <w:pStyle w:val="Compact"/>
-              <w:jc w:val="left"/>
-            </w:pPr>
-            <w:r>
-              <w:rPr>
-                <w:rStyle w:val="VerbatimChar"/>
-              </w:rPr>
-              <w:t xml:space="preserve">GPIO2_4</w:t>
-            </w:r>
-          </w:p>
-        </w:tc>
-      </w:tr>
-      <w:tr>
-        <w:tc>
-          <w:tcPr/>
-          <w:p>
-            <w:pPr>
-              <w:pStyle w:val="Compact"/>
-              <w:jc w:val="left"/>
-            </w:pPr>
-            <w:r>
-              <w:rPr>
-                <w:rStyle w:val="VerbatimChar"/>
-              </w:rPr>
-              <w:t xml:space="preserve">PWM_6</w:t>
-            </w:r>
-          </w:p>
-        </w:tc>
-        <w:tc>
-          <w:tcPr/>
-          <w:p>
-            <w:pPr>
-              <w:pStyle w:val="Compact"/>
-              <w:jc w:val="left"/>
-            </w:pPr>
-            <w:r>
-              <w:rPr>
-                <w:rStyle w:val="VerbatimChar"/>
-              </w:rPr>
-              <w:t xml:space="preserve">ch_1_o[2]</w:t>
-            </w:r>
-          </w:p>
-        </w:tc>
-        <w:tc>
-          <w:tcPr/>
-          <w:p>
-            <w:pPr>
-              <w:pStyle w:val="Compact"/>
-              <w:jc w:val="left"/>
-            </w:pPr>
-            <w:r>
-              <w:t xml:space="preserve">PIN_35</w:t>
-            </w:r>
-          </w:p>
-        </w:tc>
-        <w:tc>
-          <w:tcPr/>
-          <w:p>
-            <w:pPr>
-              <w:pStyle w:val="Compact"/>
-              <w:jc w:val="left"/>
-            </w:pPr>
-            <w:r>
-              <w:rPr>
-                <w:rStyle w:val="VerbatimChar"/>
-              </w:rPr>
-              <w:t xml:space="preserve">GPIO2_3</w:t>
-            </w:r>
-          </w:p>
-        </w:tc>
-      </w:tr>
-      <w:tr>
-        <w:tc>
-          <w:tcPr/>
-          <w:p>
-            <w:pPr>
-              <w:pStyle w:val="Compact"/>
-              <w:jc w:val="left"/>
-            </w:pPr>
+            <w:r>
+              <w:t xml:space="preserve">..</w:t>
+            </w:r>
             <w:r>
               <w:rPr>
                 <w:rStyle w:val="VerbatimChar"/>
@@ -5488,19 +5130,7 @@
               <w:rPr>
                 <w:rStyle w:val="VerbatimChar"/>
               </w:rPr>
-              <w:t xml:space="preserve">ch_1_o[3]</w:t>
-            </w:r>
-          </w:p>
-        </w:tc>
-        <w:tc>
-          <w:tcPr/>
-          <w:p>
-            <w:pPr>
-              <w:pStyle w:val="Compact"/>
-              <w:jc w:val="left"/>
-            </w:pPr>
-            <w:r>
-              <w:t xml:space="preserve">PIN_36</w:t>
+              <w:t xml:space="preserve">o_pwm[7:4]</w:t>
             </w:r>
           </w:p>
         </w:tc>
@@ -5515,12 +5145,41 @@
               <w:rPr>
                 <w:rStyle w:val="VerbatimChar"/>
               </w:rPr>
-              <w:t xml:space="preserve">GPIO2_2</w:t>
+              <w:t xml:space="preserve">ch_1_o[3:0]</w:t>
+            </w:r>
+            <w:r>
+              <w:t xml:space="preserve">, module 1</w:t>
             </w:r>
           </w:p>
         </w:tc>
       </w:tr>
     </w:tbl>
+    <w:p>
+      <w:pPr>
+        <w:pStyle w:val="BodyText"/>
+      </w:pPr>
+      <w:r>
+        <w:t xml:space="preserve">The IO MUX sees only</w:t>
+      </w:r>
+      <w:r>
+        <w:t xml:space="preserve"> </w:t>
+      </w:r>
+      <w:r>
+        <w:rPr>
+          <w:rStyle w:val="VerbatimChar"/>
+        </w:rPr>
+        <w:t xml:space="preserve">o_pwm[7:0]</w:t>
+      </w:r>
+      <w:r>
+        <w:t xml:space="preserve">. Which package pin carries each function is the</w:t>
+      </w:r>
+      <w:r>
+        <w:t xml:space="preserve"> </w:t>
+      </w:r>
+      <w:r>
+        <w:t xml:space="preserve">pad owner’s table.</w:t>
+      </w:r>
+    </w:p>
     <w:p>
       <w:pPr>
         <w:pStyle w:val="BodyText"/>
@@ -6355,13 +6014,34 @@
         <w:jc w:val="left"/>
       </w:pPr>
       <w:r>
-        <w:t xml:space="preserve">The first enable after reset of a line whose selected channel is already 1</w:t>
-      </w:r>
-      <w:r>
-        <w:t xml:space="preserve"> </w:t>
-      </w:r>
-      <w:r>
-        <w:t xml:space="preserve">produces one event.</w:t>
+        <w:t xml:space="preserve">The edge detector samples only while</w:t>
+      </w:r>
+      <w:r>
+        <w:t xml:space="preserve"> </w:t>
+      </w:r>
+      <w:r>
+        <w:rPr>
+          <w:rStyle w:val="VerbatimChar"/>
+        </w:rPr>
+        <w:t xml:space="preserve">EN[k]</w:t>
+      </w:r>
+      <w:r>
+        <w:t xml:space="preserve"> </w:t>
+      </w:r>
+      <w:r>
+        <w:t xml:space="preserve">= 1. Enabling a line whose selected</w:t>
+      </w:r>
+      <w:r>
+        <w:t xml:space="preserve"> </w:t>
+      </w:r>
+      <w:r>
+        <w:t xml:space="preserve">channel is 1, when the last sample taken was 0, produces one event; this applies to</w:t>
+      </w:r>
+      <w:r>
+        <w:t xml:space="preserve"> </w:t>
+      </w:r>
+      <w:r>
+        <w:t xml:space="preserve">every enable, not only the first.</w:t>
       </w:r>
     </w:p>
     <w:p>
@@ -7490,7 +7170,7 @@
               <w:t xml:space="preserve"> </w:t>
             </w:r>
             <w:r>
-              <w:t xml:space="preserve">= offset within the region (</w:t>
+              <w:t xml:space="preserve">= the low 12 bits of the offset (</w:t>
             </w:r>
             <w:r>
               <w:rPr>
@@ -7502,7 +7182,7 @@
               <w:t xml:space="preserve"> </w:t>
             </w:r>
             <w:r>
-              <w:t xml:space="preserve">subtracts the base)</w:t>
+              <w:t xml:space="preserve">subtracts the base; offset bits 13:12 are not used)</w:t>
             </w:r>
           </w:p>
         </w:tc>
@@ -7649,19 +7329,46 @@
               <w:jc w:val="left"/>
             </w:pPr>
             <w:r>
-              <w:t xml:space="preserve">IO MUX default for PIN_27-30, PIN_33-36 and PIN_37-40</w:t>
-            </w:r>
-          </w:p>
-        </w:tc>
-        <w:tc>
-          <w:tcPr/>
-          <w:p>
-            <w:pPr>
-              <w:pStyle w:val="Compact"/>
-              <w:jc w:val="left"/>
-            </w:pPr>
-            <w:r>
-              <w:t xml:space="preserve">IO MUX owner</w:t>
+              <w:t xml:space="preserve">Pins for</w:t>
+            </w:r>
+            <w:r>
+              <w:t xml:space="preserve"> </w:t>
+            </w:r>
+            <w:r>
+              <w:rPr>
+                <w:rStyle w:val="VerbatimChar"/>
+              </w:rPr>
+              <w:t xml:space="preserve">PWM_0..7</w:t>
+            </w:r>
+            <w:r>
+              <w:t xml:space="preserve"> </w:t>
+            </w:r>
+            <w:r>
+              <w:t xml:space="preserve">and</w:t>
+            </w:r>
+            <w:r>
+              <w:t xml:space="preserve"> </w:t>
+            </w:r>
+            <w:r>
+              <w:rPr>
+                <w:rStyle w:val="VerbatimChar"/>
+              </w:rPr>
+              <w:t xml:space="preserve">TIM_EXT0..3</w:t>
+            </w:r>
+            <w:r>
+              <w:t xml:space="preserve">, and their IO MUX default after reset</w:t>
+            </w:r>
+          </w:p>
+        </w:tc>
+        <w:tc>
+          <w:tcPr/>
+          <w:p>
+            <w:pPr>
+              <w:pStyle w:val="Compact"/>
+              <w:jc w:val="left"/>
+            </w:pPr>
+            <w:r>
+              <w:t xml:space="preserve">IO pad / IO MUX owner</w:t>
             </w:r>
           </w:p>
         </w:tc>

--- a/doc/QNSC_PWM_MAS.docx
+++ b/doc/QNSC_PWM_MAS.docx
@@ -15,7 +15,7 @@
         <w:pStyle w:val="Subtitle"/>
       </w:pPr>
       <w:r>
-        <w:t xml:space="preserve">MICRO-ARCHITECTURE SPECIFICATION – V2.1</w:t>
+        <w:t xml:space="preserve">MICRO-ARCHITECTURE SPECIFICATION – V2.2</w:t>
       </w:r>
     </w:p>
     <w:p>
@@ -451,6 +451,134 @@
           </w:p>
         </w:tc>
       </w:tr>
+      <w:tr>
+        <w:tc>
+          <w:tcPr/>
+          <w:p>
+            <w:pPr>
+              <w:pStyle w:val="Compact"/>
+              <w:jc w:val="left"/>
+            </w:pPr>
+            <w:r>
+              <w:t xml:space="preserve">V2.2</w:t>
+            </w:r>
+          </w:p>
+        </w:tc>
+        <w:tc>
+          <w:tcPr/>
+          <w:p>
+            <w:pPr>
+              <w:pStyle w:val="Compact"/>
+              <w:jc w:val="left"/>
+            </w:pPr>
+            <w:r>
+              <w:t xml:space="preserve">2026-09-25</w:t>
+            </w:r>
+          </w:p>
+        </w:tc>
+        <w:tc>
+          <w:tcPr/>
+          <w:p>
+            <w:pPr>
+              <w:pStyle w:val="Compact"/>
+              <w:jc w:val="left"/>
+            </w:pPr>
+            <w:r>
+              <w:t xml:space="preserve">Nghia VT</w:t>
+            </w:r>
+          </w:p>
+        </w:tc>
+        <w:tc>
+          <w:tcPr/>
+          <w:p>
+            <w:pPr>
+              <w:pStyle w:val="Compact"/>
+              <w:jc w:val="left"/>
+            </w:pPr>
+            <w:r>
+              <w:t xml:space="preserve">–</w:t>
+            </w:r>
+          </w:p>
+        </w:tc>
+        <w:tc>
+          <w:tcPr/>
+          <w:p>
+            <w:pPr>
+              <w:pStyle w:val="Compact"/>
+              <w:jc w:val="left"/>
+            </w:pPr>
+            <w:r>
+              <w:t xml:space="preserve">Pad ports named</w:t>
+            </w:r>
+            <w:r>
+              <w:t xml:space="preserve"> </w:t>
+            </w:r>
+            <w:r>
+              <w:rPr>
+                <w:rStyle w:val="VerbatimChar"/>
+              </w:rPr>
+              <w:t xml:space="preserve">o_pad_pwm</w:t>
+            </w:r>
+            <w:r>
+              <w:t xml:space="preserve">,</w:t>
+            </w:r>
+            <w:r>
+              <w:t xml:space="preserve"> </w:t>
+            </w:r>
+            <w:r>
+              <w:rPr>
+                <w:rStyle w:val="VerbatimChar"/>
+              </w:rPr>
+              <w:t xml:space="preserve">i_pad_tim_ext</w:t>
+            </w:r>
+            <w:r>
+              <w:t xml:space="preserve"> </w:t>
+            </w:r>
+            <w:r>
+              <w:t xml:space="preserve">(was</w:t>
+            </w:r>
+            <w:r>
+              <w:t xml:space="preserve"> </w:t>
+            </w:r>
+            <w:r>
+              <w:rPr>
+                <w:rStyle w:val="VerbatimChar"/>
+              </w:rPr>
+              <w:t xml:space="preserve">o_pwm</w:t>
+            </w:r>
+            <w:r>
+              <w:t xml:space="preserve">,</w:t>
+            </w:r>
+            <w:r>
+              <w:t xml:space="preserve"> </w:t>
+            </w:r>
+            <w:r>
+              <w:rPr>
+                <w:rStyle w:val="VerbatimChar"/>
+              </w:rPr>
+              <w:t xml:space="preserve">i_tim_ext</w:t>
+            </w:r>
+            <w:r>
+              <w:t xml:space="preserve">), per</w:t>
+            </w:r>
+            <w:r>
+              <w:t xml:space="preserve"> </w:t>
+            </w:r>
+            <w:r>
+              <w:rPr>
+                <w:rStyle w:val="VerbatimChar"/>
+              </w:rPr>
+              <w:t xml:space="preserve">QNSC_RTL_Design_Naming_Rule</w:t>
+            </w:r>
+            <w:r>
+              <w:t xml:space="preserve"> </w:t>
+            </w:r>
+            <w:r>
+              <w:t xml:space="preserve">3.8</w:t>
+            </w:r>
+          </w:p>
+        </w:tc>
+      </w:tr>
     </w:tbl>
     <w:bookmarkEnd w:id="26"/>
     <w:bookmarkStart w:id="27" w:name="overview"/>
@@ -1294,7 +1422,7 @@
         <w:rPr>
           <w:rStyle w:val="VerbatimChar"/>
         </w:rPr>
-        <w:t xml:space="preserve">o_pwm</w:t>
+        <w:t xml:space="preserve">o_pad_pwm</w:t>
       </w:r>
       <w:r>
         <w:t xml:space="preserve"> </w:t>
@@ -1895,7 +2023,7 @@
               <w:rPr>
                 <w:rStyle w:val="VerbatimChar"/>
               </w:rPr>
-              <w:t xml:space="preserve">i_tim_ext</w:t>
+              <w:t xml:space="preserve">i_pad_tim_ext</w:t>
             </w:r>
           </w:p>
         </w:tc>
@@ -1993,7 +2121,7 @@
               <w:rPr>
                 <w:rStyle w:val="VerbatimChar"/>
               </w:rPr>
-              <w:t xml:space="preserve">o_pwm</w:t>
+              <w:t xml:space="preserve">o_pad_pwm</w:t>
             </w:r>
           </w:p>
         </w:tc>
@@ -5071,7 +5199,7 @@
               <w:rPr>
                 <w:rStyle w:val="VerbatimChar"/>
               </w:rPr>
-              <w:t xml:space="preserve">o_pwm[3:0]</w:t>
+              <w:t xml:space="preserve">o_pad_pwm[3:0]</w:t>
             </w:r>
           </w:p>
         </w:tc>
@@ -5130,7 +5258,7 @@
               <w:rPr>
                 <w:rStyle w:val="VerbatimChar"/>
               </w:rPr>
-              <w:t xml:space="preserve">o_pwm[7:4]</w:t>
+              <w:t xml:space="preserve">o_pad_pwm[7:4]</w:t>
             </w:r>
           </w:p>
         </w:tc>
@@ -5168,7 +5296,7 @@
         <w:rPr>
           <w:rStyle w:val="VerbatimChar"/>
         </w:rPr>
-        <w:t xml:space="preserve">o_pwm[7:0]</w:t>
+        <w:t xml:space="preserve">o_pad_pwm[7:0]</w:t>
       </w:r>
       <w:r>
         <w:t xml:space="preserve">. Which package pin carries each function is the</w:t>
@@ -7563,7 +7691,7 @@
         <w:rPr>
           <w:rStyle w:val="VerbatimChar"/>
         </w:rPr>
-        <w:t xml:space="preserve">o_pwm[3:0]</w:t>
+        <w:t xml:space="preserve">o_pad_pwm[3:0]</w:t>
       </w:r>
       <w:r>
         <w:t xml:space="preserve"> </w:t>
@@ -7590,7 +7718,7 @@
         <w:rPr>
           <w:rStyle w:val="VerbatimChar"/>
         </w:rPr>
-        <w:t xml:space="preserve">o_pwm[7:4]</w:t>
+        <w:t xml:space="preserve">o_pad_pwm[7:4]</w:t>
       </w:r>
       <w:r>
         <w:t xml:space="preserve"> </w:t>
@@ -8875,7 +9003,7 @@
       <w:rPr>
         <w:szCs w:val="26"/>
       </w:rPr>
-      <w:t>V2.1</w:t>
+      <w:t>V2.2</w:t>
     </w:r>
     <w:r>
       <w:rPr>

--- a/doc/QNSC_PWM_MAS.docx
+++ b/doc/QNSC_PWM_MAS.docx
@@ -628,7 +628,7 @@
         <w:rPr>
           <w:rStyle w:val="VerbatimChar"/>
         </w:rPr>
-        <w:t xml:space="preserve">APB_M13</w:t>
+        <w:t xml:space="preserve">APB_M12</w:t>
       </w:r>
       <w:r>
         <w:t xml:space="preserve">, at</w:t>
@@ -640,7 +640,7 @@
         <w:rPr>
           <w:rStyle w:val="VerbatimChar"/>
         </w:rPr>
-        <w:t xml:space="preserve">0x80034000</w:t>
+        <w:t xml:space="preserve">0x80030000</w:t>
       </w:r>
       <w:r>
         <w:t xml:space="preserve">,</w:t>
@@ -6648,7 +6648,7 @@
         <w:rPr>
           <w:rStyle w:val="VerbatimChar"/>
         </w:rPr>
-        <w:t xml:space="preserve">APB_M13</w:t>
+        <w:t xml:space="preserve">APB_M12</w:t>
       </w:r>
       <w:r>
         <w:t xml:space="preserve">, with</w:t>
